--- a/pc_package/INV-002_model_adequacy.docx
+++ b/pc_package/INV-002_model_adequacy.docx
@@ -3225,7 +3225,7 @@
         <w:pStyle w:val="BodyText"/>
       </w:pPr>
       <w:r>
-        <w:t xml:space="preserve">This investigation applies the first three criteria as tests, because they decide whether a model of a design of this size can be adequate at all. The fourth criterion is judged by each step report for its own models. The Protein A report (PCR-005) Version 2.0, for example, is to record its analysis of influential runs as discrepancy PD-005-02. In this document a model is called adequate when it meets the three tests. The re-analysis applied the three tests to the full quadratic model of every output in scope, on the planned runs. The re-analysis fitted Protein A response-surface run 23 at its design elution buffer pH, as Version 1.0 had fitted it.</w:t>
+        <w:t xml:space="preserve">This investigation applies the first three criteria as tests, because they decide whether a model of a design of this size can be adequate at all. The fourth criterion is judged by each step report for its own models. The Protein A report (PCR-005) Version 2.0, for example, records as discrepancy PD-005-02 that some of its conclusions rest on models that do not meet the fourth criterion. In this document a model is called adequate when it meets the three tests. The re-analysis applied the three tests to the full quadratic model of every output in scope, on the planned runs. The re-analysis fitted Protein A response-surface run 23 at its design elution buffer pH, as Version 1.0 had fitted it.</w:t>
       </w:r>
     </w:p>
     <w:p>
@@ -6219,7 +6219,7 @@
         <w:pStyle w:val="BodyText"/>
       </w:pPr>
       <w:r>
-        <w:t xml:space="preserve">The Version 2.0 analysis puts Protein A response-surface run 23 at the elution buffer pH recorded under deviation DEV-005-01, 3.38 instead of the design pH of 3.55 (discrepancy PD-005-03). With run 23 at its recorded pH, the full quadratic model of pool host cell protein fails the lack-of-fit test (p = 0.024), while it meets the model F-test and the limit on overfitting. With run 23 at either pH, the same 14 models fail the limit on overfitting. The selected model of pool host cell protein, fitted with run 23 at its recorded pH, is the one</w:t>
+        <w:t xml:space="preserve">The Version 2.0 analysis puts Protein A response-surface run 23 at the elution buffer pH recorded under study event DEV-005-01, 3.38 instead of the design pH of 3.55 (discrepancy PD-005-03). With run 23 at its recorded pH, the full quadratic model of pool host cell protein fails the lack-of-fit test (p = 0.024), while it meets the model F-test and the limit on overfitting. With run 23 at either pH, the same 14 models fail the limit on overfitting. The selected model of pool host cell protein, fitted with run 23 at its recorded pH, is the one</w:t>
       </w:r>
       <w:r>
         <w:t xml:space="preserve"> </w:t>
@@ -14760,7 +14760,7 @@
         <w:pStyle w:val="FirstParagraph"/>
       </w:pPr>
       <w:r>
-        <w:t xml:space="preserve">Host cell protein in the Protein A pool shows what the log scale does. Every model of pool host cell protein in this section puts response-surface run 23 at the elution buffer pH recorded under deviation DEV-005-01, as the Version 2.0 analysis does (discrepancy PD-005-03). On the log scale the selected model has the form</w:t>
+        <w:t xml:space="preserve">Host cell protein in the Protein A pool shows what the log scale does. Every model of pool host cell protein in this section puts response-surface run 23 at the elution buffer pH recorded under study event DEV-005-01, as the Version 2.0 analysis does (discrepancy PD-005-03). On the log scale the selected model has the form</w:t>
       </w:r>
     </w:p>
     <w:p>
@@ -18609,7 +18609,7 @@
                     <w:jc w:val="center"/>
                   </w:pPr>
                   <w:r>
-                    <w:t xml:space="preserve">Scale: the scale chosen by the Box-Cox profile of the full quadratic. Terms: the terms of the selected model besides the intercept and the block term. Runs: every run in which the output was measured, planned and augmentation runs. F-test p: the p-value of the model F-test, with a dash where the model has no term and so no F-test. n.t.: not testable, because the model reproduces every run and has no residual. Verdict: adequate when the model meets the three tests of PCMP-001 §7.2 that this investigation applies, a significant model F-test (α = 0.05), no significant lack of fit (α = 0.05) and R² minus predicted R² of at most 0.20, on the scale of the model. R² minus predicted R² is calculated before rounding. Protein A response-surface run 23 is at the elution buffer pH recorded under deviation DEV-005-01.</w:t>
+                    <w:t xml:space="preserve">Scale: the scale chosen by the Box-Cox profile of the full quadratic. Terms: the terms of the selected model besides the intercept and the block term. Runs: every run in which the output was measured, planned and augmentation runs. F-test p: the p-value of the model F-test, with a dash where the model has no term and so no F-test. n.t.: not testable, because the model reproduces every run and has no residual. Verdict: adequate when the model meets the three tests of PCMP-001 §7.2 that this investigation applies, a significant model F-test (α = 0.05), no significant lack of fit (α = 0.05) and R² minus predicted R² of at most 0.20, on the scale of the model. R² minus predicted R² is calculated before rounding. Protein A response-surface run 23 is at the elution buffer pH recorded under study event DEV-005-01.</w:t>
                   </w:r>
                 </w:p>
               </w:tc>

--- a/pc_package/INV-002_model_adequacy.docx
+++ b/pc_package/INV-002_model_adequacy.docx
@@ -1964,7 +1964,7 @@
         <w:pStyle w:val="BodyText"/>
       </w:pPr>
       <w:r>
-        <w:t xml:space="preserve">Model selection was adopted before the investigation into acceptance criteria set after the data were seen (INV-001) closed on 2026-09-18, so the intermediate acceptance criteria fixed at that closure rest on the selected models. The verification of the platform worst cases widened 3 of these criteria, for aggregates at the production bioreactor, host cell protein in the Protein A pool and host cell protein at cation exchange, by replacing a platform worst case with the one-sided 95 % prediction bound of a single A-Mab batch. The criterion for aggregates at the production bioreactor was also tightened by another downstream step, and it is narrower than its a priori value. Against the criteria that the same verification gives on the full quadratic models, model selection made 4 criteria wider, by 4 %, 4 %, 7 % and 7 %, and kept the upper limit of acidic variants at the production bioreactor at its a priori value, which the full quadratic models would have widened (</w:t>
+        <w:t xml:space="preserve">Model selection was adopted before the investigation into acceptance criteria set after the data were seen (INV-001) closed on 2026-09-18, so the intermediate acceptance criteria fixed at that closure rest on the selected models. The verification of the platform worst cases widened 3 of these criteria, for aggregates at the production bioreactor, host cell protein in the Protein A pool and host cell protein at cation exchange, by replacing a platform worst case with the one-sided 95 % prediction bound of a single A-Mab batch. The criterion for aggregates at the production bioreactor was also tightened by cation exchange and UF/DF, and it is narrower than its a priori value. Against the criteria that the same verification gives on the full quadratic models, model selection made 4 criteria wider, by 4 %, 4 %, 4 % and 4 %, and kept the upper limit of acidic variants at the production bioreactor at its a priori value, which the full quadratic models would have widened (</w:t>
       </w:r>
       <w:hyperlink w:anchor="sec-impact-criteria">
         <w:r>
@@ -1975,7 +1975,7 @@
         </w:r>
       </w:hyperlink>
       <w:r>
-        <w:t xml:space="preserve">). Against the criteria without model selection, no output changes whether it meets its criterion at every combination of NOR low, set-point and NOR high, and one proven acceptable range moves. Against the criteria without model selection, however, the scale-down model would not be qualified for host cell protein in the Protein A pool and at cation exchange. The augmentation runs moved no criterion.</w:t>
+        <w:t xml:space="preserve">). Against the criteria without model selection, no output changes whether it meets its criterion at every combination of NOR low, set-point and NOR high, and one proven acceptable range moves. Against the criteria without model selection, however, the scale-down model would not be qualified for host cell protein at cation exchange. The augmentation runs moved no criterion.</w:t>
       </w:r>
     </w:p>
     <w:p>
@@ -15224,7 +15224,7 @@
         </w:numPr>
       </w:pPr>
       <w:r>
-        <w:t xml:space="preserve">The interval is asymmetric, further above the predicted value than below it. At the least favourable combination of the NOR in force (protein load 39 g/L resin, elution buffer pH 3.4, load flow rate 150 cm/hr and end of pool collect 2.3 CV), the model predicts ln y = 9.382 in the scale-down model. The 95 % prediction interval of a single batch is two-sided. On the log scale it is the prediction ± t·s·√(1 + h), where t = 2.074 is the 97.5th percentile of the t distribution with 22 degrees of freedom, s = 0.105 is the residual standard deviation on the log scale, and h = 0.107 is the leverage of this combination. This gives 9.382 ± 0.230. Transformed back, the interval runs from 9,440 to 14,941 ng/mg around a median of 11,876 ng/mg in the scale-down model. Divided by the scale-down offset of 0.97, it runs from 9,698 to 15,349 ng/mg around a median of 12,201 ng/mg at manufacturing scale, 2,503 below and 3,148 above. The conclusion over the NOR uses this two-sided interval. The verification of the platform worst cases uses the one-sided 95 % bound instead (</w:t>
+        <w:t xml:space="preserve">The interval is asymmetric, further above the predicted value than below it. At the least favourable combination of the NOR in force (protein load 40 g/L resin, elution buffer pH 3.4, load flow rate 150 cm/hr and end of pool collect 2.3 CV), the model predicts ln y = 9.404 in the scale-down model. The 95 % prediction interval of a single batch is two-sided. On the log scale it is the prediction ± t·s·√(1 + h), where t = 2.074 is the 97.5th percentile of the t distribution with 22 degrees of freedom, s = 0.105 is the residual standard deviation on the log scale, and h = 0.109 is the leverage of this combination. This gives 9.404 ± 0.230. Transformed back, the interval runs from 9,649 to 15,280 ng/mg around a median of 12,142 ng/mg in the scale-down model. Divided by the scale-down offset of 0.97, it runs from 9,913 to 15,697 ng/mg around a median of 12,474 ng/mg at manufacturing scale, 2,561 below and 3,223 above. The conclusion over the NOR uses this two-sided interval. The verification of the platform worst cases uses the one-sided 95 % bound instead (</w:t>
       </w:r>
       <w:hyperlink w:anchor="sec-sel-verification">
         <w:r>
@@ -15358,7 +15358,7 @@
         <w:pStyle w:val="FirstParagraph"/>
       </w:pPr>
       <w:r>
-        <w:t xml:space="preserve">The process characterization master plan (PCMP-001) Version 2.0 derives the intermediate acceptance criteria a priori. Each drug substance criterion is carried back through the platform worst case of every downstream step, its lowest clearance fold or its largest increase, and each platform worst case is the result of a single run. The verification of these worst cases uses the same model selection, on the planned runs of each downstream step. For each worst case it predicts the output of the step at every combination of NOR low, set-point and NOR high of the NOR as characterized. At each combination it also takes the one-sided 95 % prediction bound of a single batch, on the scale of the model and transformed back. Both are converted into a clearance fold or an increase, and the least favourable value over the combinations is the bound of the step.</w:t>
+        <w:t xml:space="preserve">The process characterization master plan (PCMP-001) Version 2.0 derives the intermediate acceptance criteria a priori. Each drug substance criterion is carried back through the platform worst case of every downstream step, its lowest clearance fold or its largest increase, and each platform worst case is the result of a single run. The verification of these worst cases uses the same model selection, on the planned runs of each downstream step. For each worst case it predicts the output of the step at every combination of NOR low, set-point and NOR high of the NOR as characterized. At each combination it also takes the one-sided 95 % prediction bound of a single batch, on the scale of the model and transformed back. Both are converted to manufacturing scale with the offset of the scale-down model of the step, then into a clearance fold or an increase, and the least favourable value over the combinations is the bound of the step. UF/DF has no designed experiment. Its increase of aggregate, which PCMP-001 had assumed to be zero, is verified from the univariate study S-UFDF-UNI2.</w:t>
       </w:r>
     </w:p>
     <w:p>
@@ -15374,7 +15374,7 @@
         <w:pStyle w:val="BodyText"/>
       </w:pPr>
       <w:r>
-        <w:t xml:space="preserve">Under the master plan the fourth criterion, on the residuals and on influential runs, does not decide a widening, and a bound is examined instead for whether it depends on a single run (PCMP-001 §7.5). Neither of the two bounds behind the widenings depends on a single run. For each bound, every run whose Cook’s distance exceeds 4/n, with n the number of runs, was deleted in turn, and the model selection and the bound were computed again. These are runs 2 and 9 for host cell protein at anion exchange and runs 3, 7 and 8 for aggregate at low-pH viral inactivation. Each time the selected model met the three tests and the bound stayed better than the platform value, from 4.33 to 4.56 against a fold of 4, and from 0.546 to 0.551 against an increase of 0.70 percentage points.</w:t>
+        <w:t xml:space="preserve">Under the master plan the fourth criterion, on the residuals and on influential runs, does not decide a widening, and a bound is examined instead for whether it depends on a single run (PCMP-001 §7.5). Neither of the two bounds behind the widenings depends on a single run. For each bound, every run whose Cook’s distance exceeds 4/n, with n the number of runs, was deleted in turn, and the model selection and the bound were computed again. These are runs 2 and 9 for host cell protein at anion exchange and runs 3, 7 and 8 for aggregate at low-pH viral inactivation. Each time the selected model met the three tests and the bound stayed better than the platform value, from 4.24 to 4.49 against a fold of 4, and from 0.525 to 0.530 against an increase of 0.70 percentage points.</w:t>
       </w:r>
     </w:p>
     <w:p>
@@ -15382,7 +15382,7 @@
         <w:pStyle w:val="BodyText"/>
       </w:pPr>
       <w:r>
-        <w:t xml:space="preserve">The platform worst cases of the low-pH hold are increases over a hold of 180 min. The A-Mab value is the increase within the NOR as characterized, which allows a hold of at most 120 min. At low pH the antibody forms aggregate, and the aggregate grows with the time at that pH. At the edges of the range studied, which include a hold of 180 min, A-Mab adds up to 0.84 percentage points of aggregate, more than the platform value of 0.70. Its single-batch bound of 0.559 within the NOR as characterized is smaller than the platform value because that NOR ends at a shorter hold. The selected model of aggregate at low-pH viral inactivation has terms in hold time and temperature only, and none in inactivation pH. The NOR in force ends at the same longest hold time, 120 min, and the same highest temperature, 23 °C, as the NOR as characterized. The bound over the NOR as characterized therefore also covers the NOR in force. For acidic variants the model at low pH fits exactly and is not adequate, so its bound replaces no platform value (</w:t>
+        <w:t xml:space="preserve">The platform worst cases of the low-pH hold are increases over a hold of 180 min. The A-Mab value is the increase within the NOR as characterized, which allows a hold of at most 120 min. At low pH the antibody forms aggregate, and the aggregate grows with the time at that pH. At the edges of the range studied, which include a hold of 180 min, A-Mab adds up to 0.82 percentage points of aggregate, more than the platform value of 0.70. Its single-batch bound of 0.538 within the NOR as characterized is smaller than the platform value because that NOR ends at a shorter hold. The selected model of aggregate at low-pH viral inactivation has terms in hold time and temperature only, and none in inactivation pH. The NOR in force ends at the same longest hold time, 120 min, and the same highest temperature, 23 °C, as the NOR as characterized. The bound over the NOR as characterized therefore also covers the NOR in force. For acidic variants the model at low pH fits exactly and is not adequate, so its bound replaces no platform value (</w:t>
       </w:r>
       <w:hyperlink w:anchor="sec-sel-exact">
         <w:r>
@@ -22519,7 +22519,7 @@
         </w:r>
       </w:hyperlink>
       <w:r>
-        <w:t xml:space="preserve">). In force, the verification widened 3 criteria by replacing a platform worst case with the one-sided 95 % prediction bound of a single A-Mab batch, the single-batch bound, for aggregates at the production bioreactor, host cell protein in the Protein A pool and host cell protein at cation exchange, and the criterion for aggregates at the production bioreactor was also tightened by another downstream step. The same verification on the full quadratic models, the analysis the plans prescribed, gives different values for 5 criteria. Against them, model selection made 4 criteria wider, by 4 %, 4 %, 7 % and 7 %, and kept 1 at its a priori value.</w:t>
+        <w:t xml:space="preserve">). In force, the verification widened 3 criteria by replacing a platform worst case with the one-sided 95 % prediction bound of a single A-Mab batch, the single-batch bound, for aggregates at the production bioreactor, host cell protein in the Protein A pool and host cell protein at cation exchange, and the criterion for aggregates at the production bioreactor was also tightened by cation exchange and UF/DF. The same verification on the full quadratic models, the analysis the plans prescribed, gives different values for 5 criteria. Against them, model selection made 4 criteria wider, by 4 %, 4 %, 4 % and 4 %, and kept 1 at its a priori value.</w:t>
       </w:r>
       <w:r>
         <w:t xml:space="preserve"> </w:t>
@@ -22790,7 +22790,7 @@
                     <w:jc w:val="center"/>
                   </w:pPr>
                   <w:r>
-                    <w:t xml:space="preserve">39.6</w:t>
+                    <w:t xml:space="preserve">39.9</w:t>
                   </w:r>
                 </w:p>
               </w:tc>
@@ -22838,7 +22838,7 @@
                     <w:jc w:val="center"/>
                   </w:pPr>
                   <w:r>
-                    <w:t xml:space="preserve">0.400</w:t>
+                    <w:t xml:space="preserve">0.126</w:t>
                   </w:r>
                 </w:p>
               </w:tc>
@@ -22900,7 +22900,7 @@
                     <w:jc w:val="center"/>
                   </w:pPr>
                   <w:r>
-                    <w:t xml:space="preserve">6.19</w:t>
+                    <w:t xml:space="preserve">6.04</w:t>
                   </w:r>
                 </w:p>
               </w:tc>
@@ -22914,7 +22914,7 @@
                     <w:jc w:val="center"/>
                   </w:pPr>
                   <w:r>
-                    <w:t xml:space="preserve">6.46</w:t>
+                    <w:t xml:space="preserve">6.30</w:t>
                   </w:r>
                 </w:p>
               </w:tc>
@@ -22950,19 +22950,19 @@
                     <w:jc w:val="center"/>
                   </w:pPr>
                   <w:r>
-                    <w:t xml:space="preserve">0.558</w:t>
-                  </w:r>
-                </w:p>
-              </w:tc>
-              <w:tc>
-                <w:tcPr/>
-                <w:p>
-                  <w:pPr>
-                    <w:pStyle w:val="Compact"/>
-                    <w:jc w:val="center"/>
-                  </w:pPr>
-                  <w:r>
-                    <w:t xml:space="preserve">0.559</w:t>
+                    <w:t xml:space="preserve">0.537</w:t>
+                  </w:r>
+                </w:p>
+              </w:tc>
+              <w:tc>
+                <w:tcPr/>
+                <w:p>
+                  <w:pPr>
+                    <w:pStyle w:val="Compact"/>
+                    <w:jc w:val="center"/>
+                  </w:pPr>
+                  <w:r>
+                    <w:t xml:space="preserve">0.538</w:t>
                   </w:r>
                 </w:p>
               </w:tc>
@@ -23036,7 +23036,7 @@
                     <w:jc w:val="center"/>
                   </w:pPr>
                   <w:r>
-                    <w:t xml:space="preserve">1.35</w:t>
+                    <w:t xml:space="preserve">1.34</w:t>
                   </w:r>
                 </w:p>
               </w:tc>
@@ -23098,7 +23098,7 @@
                     <w:jc w:val="center"/>
                   </w:pPr>
                   <w:r>
-                    <w:t xml:space="preserve">17,069</w:t>
+                    <w:t xml:space="preserve">16,719</w:t>
                   </w:r>
                 </w:p>
               </w:tc>
@@ -23152,7 +23152,7 @@
                     <w:jc w:val="center"/>
                   </w:pPr>
                   <w:r>
-                    <w:t xml:space="preserve">4.27</w:t>
+                    <w:t xml:space="preserve">4.18</w:t>
                   </w:r>
                 </w:p>
               </w:tc>
@@ -23190,19 +23190,19 @@
                     <w:jc w:val="center"/>
                   </w:pPr>
                   <w:r>
-                    <w:t xml:space="preserve">6.75</w:t>
-                  </w:r>
-                </w:p>
-              </w:tc>
-              <w:tc>
-                <w:tcPr/>
-                <w:p>
-                  <w:pPr>
-                    <w:pStyle w:val="Compact"/>
-                    <w:jc w:val="center"/>
-                  </w:pPr>
-                  <w:r>
-                    <w:t xml:space="preserve">7.02</w:t>
+                    <w:t xml:space="preserve">6.58</w:t>
+                  </w:r>
+                </w:p>
+              </w:tc>
+              <w:tc>
+                <w:tcPr/>
+                <w:p>
+                  <w:pPr>
+                    <w:pStyle w:val="Compact"/>
+                    <w:jc w:val="center"/>
+                  </w:pPr>
+                  <w:r>
+                    <w:t xml:space="preserve">6.84</w:t>
                   </w:r>
                 </w:p>
               </w:tc>
@@ -23238,7 +23238,7 @@
                     <w:jc w:val="center"/>
                   </w:pPr>
                   <w:r>
-                    <w:t xml:space="preserve">1.35</w:t>
+                    <w:t xml:space="preserve">1.34</w:t>
                   </w:r>
                 </w:p>
               </w:tc>
@@ -23300,7 +23300,7 @@
                     <w:jc w:val="center"/>
                   </w:pPr>
                   <w:r>
-                    <w:t xml:space="preserve">427</w:t>
+                    <w:t xml:space="preserve">418</w:t>
                   </w:r>
                 </w:p>
               </w:tc>
@@ -23354,7 +23354,7 @@
                     <w:jc w:val="center"/>
                   </w:pPr>
                   <w:r>
-                    <w:t xml:space="preserve">4.27</w:t>
+                    <w:t xml:space="preserve">4.18</w:t>
                   </w:r>
                 </w:p>
               </w:tc>
@@ -23379,7 +23379,7 @@
                     <w:t xml:space="preserve"> </w:t>
                   </w:r>
                   <w:r>
-                    <w:t xml:space="preserve">The selected model of acidic variants at low-pH viral inactivation fits exactly and is not adequate, so its bound of 0.400 widens nothing and the platform value is used.</w:t>
+                    <w:t xml:space="preserve">The selected model of acidic variants at low-pH viral inactivation fits exactly and is not adequate, so its bound of 0.126 widens nothing and the platform value is used.</w:t>
                   </w:r>
                 </w:p>
               </w:tc>
@@ -23404,7 +23404,7 @@
                     <w:t xml:space="preserve"> </w:t>
                   </w:r>
                   <w:r>
-                    <w:t xml:space="preserve">The full quadratic model of host cell protein at anion exchange is not adequate, because it fails the limit on overfitting. Its bound of 4.28 therefore widens nothing, and the platform value is used.</w:t>
+                    <w:t xml:space="preserve">The full quadratic model of host cell protein at anion exchange is not adequate, because it fails the limit on overfitting. Its bound of 4.22 therefore widens nothing, and the platform value is used.</w:t>
                   </w:r>
                 </w:p>
               </w:tc>
@@ -23448,7 +23448,7 @@
         </w:numPr>
       </w:pPr>
       <w:r>
-        <w:t xml:space="preserve">Anion exchange. The full quadratic model of host cell protein fails the limit on overfitting, so its single-batch bound of 4.28 cannot widen a criterion, and the platform worst-case clearance fold of 4 enters the derivation. The selected model is adequate, and its bound of 4.27 replaces the platform fold. The host cell protein criteria at cation exchange and in the Protein A pool therefore widen, because both lie upstream of anion exchange.</w:t>
+        <w:t xml:space="preserve">Anion exchange. The full quadratic model of host cell protein fails the limit on overfitting, so its single-batch bound of 4.22 cannot widen a criterion, and the platform worst-case clearance fold of 4 enters the derivation. The selected model is adequate, and its bound of 4.18 replaces the platform fold. The host cell protein criteria at cation exchange and in the Protein A pool therefore widen, because both lie upstream of anion exchange.</w:t>
       </w:r>
     </w:p>
     <w:p>
@@ -23486,7 +23486,7 @@
         <w:t xml:space="preserve"> </w:t>
       </w:r>
       <w:r>
-        <w:t xml:space="preserve">gives why it is smaller than the platform value). For acidic variants, the full quadratic model reproduces every run exactly. The verification on the full quadratic models found that none of its tests failed and took its bound of 0.400 percentage points, which would have widened the upper limit of acidic variants at the production bioreactor to 39.6 %. Model selection does not accept an exact fit as adequate (</w:t>
+        <w:t xml:space="preserve">gives why it is smaller than the platform value). For acidic variants, the full quadratic model reproduces every run exactly. The verification on the full quadratic models found that none of its tests failed and took its bound of 0.126 percentage points, which would have widened the upper limit of acidic variants at the production bioreactor to 39.9 %. Model selection does not accept an exact fit as adequate (</w:t>
       </w:r>
       <w:hyperlink w:anchor="sec-sel-exact">
         <w:r>
@@ -23533,7 +23533,7 @@
         <w:t xml:space="preserve"> </w:t>
       </w:r>
       <w:r>
-        <w:t xml:space="preserve">shows what depends on the criteria that model selection moved. Judged against the criteria that the full quadratic models would have given, no output changes its conclusion over the NOR in force. One proven acceptable range moves. For host cell protein in the Protein A pool, the lower end of the elution buffer pH range moves from 3.21 to 3.24, and both lie below the NOR of 3.4 to 3.7.</w:t>
+        <w:t xml:space="preserve">shows what depends on the criteria that model selection moved. Judged against the criteria that the full quadratic models would have given, no output changes its conclusion over the NOR in force. One proven acceptable range moves. For host cell protein in the Protein A pool, the lower end of the elution buffer pH range moves from 3.22 to 3.24, and both lie below the NOR of 3.4 to 3.7.</w:t>
       </w:r>
     </w:p>
     <w:p>
@@ -23541,7 +23541,7 @@
         <w:pStyle w:val="BodyText"/>
       </w:pPr>
       <w:r>
-        <w:t xml:space="preserve">Two qualifications of a scale-down model do depend on the wider criteria. A scale-down model is qualified for an output when its conclusion over the NOR is the same with the offset at either end of its 90 % confidence interval (PCMP-001 §7.1). Against the criteria without model selection, the scale-down model would not be qualified for host cell protein in the Protein A pool or at cation exchange. In both cases the low end of the offset interval decides. In the Protein A pool, with the offset at the low end of its interval, a ratio of 0.89, the upper limit of the two-sided 95 % prediction interval of a single batch over the NOR, at manufacturing scale, is 16,763 ng/mg. That is above the criterion of 16,000 ng/mg that the full quadratic models give, and below the criterion in force of 17,069 ng/mg. At cation exchange, with the offset at 0.63, the same limit is 414 ng/mg, against 400 ng/mg without model selection and 427 ng/mg in force. These two qualifications rest on the criteria that model selection widened.</w:t>
+        <w:t xml:space="preserve">One qualification of a scale-down model does depend on the wider criteria. A scale-down model is qualified for an output when its conclusion over the NOR is the same with the offset at either end of its 90 % confidence interval (PCMP-001 §7.1). Against the criteria without model selection, the scale-down model would not be qualified for host cell protein at cation exchange. The low end of the offset interval decides. With the offset at the low end of its interval, a ratio of 0.63, the upper limit of the two-sided 95 % prediction interval of a single batch over the NOR, at manufacturing scale, is 414 ng/mg. That is above the criterion of 400 ng/mg that the full quadratic models give, and below the criterion in force of 418 ng/mg. This qualification rests on the criteria that model selection widened. For host cell protein in the Protein A pool the scale-down model is not qualified over the NOR in force against either criterion. With the offset at the low end of its interval, the same limit is 17,143 ng/mg, above the criterion in force of 16,719 ng/mg and above the 16,000 ng/mg without model selection. NORs come from production, so the Protein A report (PCR-005) Version 2.0 keeps the NOR and flags it for discussion with manufacturing.</w:t>
       </w:r>
     </w:p>
     <w:p>
@@ -23549,7 +23549,7 @@
         <w:pStyle w:val="BodyText"/>
       </w:pPr>
       <w:r>
-        <w:t xml:space="preserve">The wider criteria concern host cell protein and aggregates, which are attributes of the drug substance specification, with limits of 5 % aggregates and 100 ng/mg host cell protein. A step output at its criterion still gives a drug substance within its limit, as long as each downstream step clears at least the value that the derivation uses. For host cell protein these are a fold of 40 at cation exchange, the platform worst case, and 4.27 at anion exchange, its single-batch bound. For aggregates they are a fold of 1.40 at cation exchange and an increase of 0.559 percentage points at low-pH viral inactivation, both single-batch bounds. The integrated process model simulates batches through every step of the train in sequence, from the step models with their run-to-run variation. The master plan states that each process parameter of each batch is drawn from a normal distribution centred on its set-point, with a standard deviation of one sixth of the width of its NOR (PCMP-001 §6.4 and §6.5). None of the 2,000 batches that the integrated process model simulated gives an out-of-specification drug substance for either attribute. With no failure in 2,000 batches, the one-sided 95 % upper bound on the rate of failure is 0.15 %.</w:t>
+        <w:t xml:space="preserve">The wider criteria concern host cell protein and aggregates, which are attributes of the drug substance specification, with limits of 5 % aggregates and 100 ng/mg host cell protein. A step output at its criterion still gives a drug substance within its limit, as long as each downstream step clears at least the value that the derivation uses. For host cell protein these are a fold of 40 at cation exchange, the platform worst case, and 4.18 at anion exchange, its single-batch bound. For aggregates they are a fold of 1.40 at cation exchange and an increase of 0.538 percentage points at low-pH viral inactivation, both single-batch bounds. The integrated process model simulates batches through every step of the train in sequence, from the step models with their run-to-run variation. The master plan states that each process parameter of each batch is drawn from a normal distribution centred on its set-point, with a standard deviation of one sixth of the width of its NOR (PCMP-001 §6.4 and §6.5). None of the 2,000 batches that the integrated process model simulated gives an out-of-specification drug substance for either attribute. With no failure in 2,000 batches, the one-sided 95 % upper bound on the rate of failure is 0.15 %.</w:t>
       </w:r>
     </w:p>
     <w:tbl>
@@ -23728,7 +23728,7 @@
                     <w:jc w:val="center"/>
                   </w:pPr>
                   <w:r>
-                    <w:t xml:space="preserve">18.0–39.6</w:t>
+                    <w:t xml:space="preserve">18.0–39.9</w:t>
                   </w:r>
                 </w:p>
               </w:tc>
@@ -23790,19 +23790,19 @@
                     <w:jc w:val="center"/>
                   </w:pPr>
                   <w:r>
-                    <w:t xml:space="preserve">≤ 6.46</w:t>
-                  </w:r>
-                </w:p>
-              </w:tc>
-              <w:tc>
-                <w:tcPr/>
-                <w:p>
-                  <w:pPr>
-                    <w:pStyle w:val="Compact"/>
-                    <w:jc w:val="center"/>
-                  </w:pPr>
-                  <w:r>
-                    <w:t xml:space="preserve">≤ 6.19</w:t>
+                    <w:t xml:space="preserve">≤ 6.30</w:t>
+                  </w:r>
+                </w:p>
+              </w:tc>
+              <w:tc>
+                <w:tcPr/>
+                <w:p>
+                  <w:pPr>
+                    <w:pStyle w:val="Compact"/>
+                    <w:jc w:val="center"/>
+                  </w:pPr>
+                  <w:r>
+                    <w:t xml:space="preserve">≤ 6.04</w:t>
                   </w:r>
                 </w:p>
               </w:tc>
@@ -23864,7 +23864,7 @@
                     <w:jc w:val="center"/>
                   </w:pPr>
                   <w:r>
-                    <w:t xml:space="preserve">≤ 17,069</w:t>
+                    <w:t xml:space="preserve">≤ 16,719</w:t>
                   </w:r>
                 </w:p>
               </w:tc>
@@ -23900,19 +23900,19 @@
                     <w:jc w:val="center"/>
                   </w:pPr>
                   <w:r>
-                    <w:t xml:space="preserve">Elution buffer pH, lower end 3.21 / 3.24</w:t>
-                  </w:r>
-                </w:p>
-              </w:tc>
-              <w:tc>
-                <w:tcPr/>
-                <w:p>
-                  <w:pPr>
-                    <w:pStyle w:val="Compact"/>
-                    <w:jc w:val="center"/>
-                  </w:pPr>
-                  <w:r>
-                    <w:t xml:space="preserve">yes / no</w:t>
+                    <w:t xml:space="preserve">Elution buffer pH, lower end 3.22 / 3.24</w:t>
+                  </w:r>
+                </w:p>
+              </w:tc>
+              <w:tc>
+                <w:tcPr/>
+                <w:p>
+                  <w:pPr>
+                    <w:pStyle w:val="Compact"/>
+                    <w:jc w:val="center"/>
+                  </w:pPr>
+                  <w:r>
+                    <w:t xml:space="preserve">no / no</w:t>
                   </w:r>
                 </w:p>
               </w:tc>
@@ -23938,19 +23938,19 @@
                     <w:jc w:val="center"/>
                   </w:pPr>
                   <w:r>
-                    <w:t xml:space="preserve">≤ 7.02</w:t>
-                  </w:r>
-                </w:p>
-              </w:tc>
-              <w:tc>
-                <w:tcPr/>
-                <w:p>
-                  <w:pPr>
-                    <w:pStyle w:val="Compact"/>
-                    <w:jc w:val="center"/>
-                  </w:pPr>
-                  <w:r>
-                    <w:t xml:space="preserve">≤ 6.75</w:t>
+                    <w:t xml:space="preserve">≤ 6.84</w:t>
+                  </w:r>
+                </w:p>
+              </w:tc>
+              <w:tc>
+                <w:tcPr/>
+                <w:p>
+                  <w:pPr>
+                    <w:pStyle w:val="Compact"/>
+                    <w:jc w:val="center"/>
+                  </w:pPr>
+                  <w:r>
+                    <w:t xml:space="preserve">≤ 6.58</w:t>
                   </w:r>
                 </w:p>
               </w:tc>
@@ -24012,7 +24012,7 @@
                     <w:jc w:val="center"/>
                   </w:pPr>
                   <w:r>
-                    <w:t xml:space="preserve">≤ 427</w:t>
+                    <w:t xml:space="preserve">≤ 418</w:t>
                   </w:r>
                 </w:p>
               </w:tc>
@@ -24092,7 +24092,7 @@
         <w:pStyle w:val="BodyText"/>
       </w:pPr>
       <w:r>
-        <w:t xml:space="preserve">The augmentation runs moved no criterion. Both augmentations ended after INV-001 closed, on 2026-09-24, and the verification uses only the planned runs of each step. Repeated on all runs of anion exchange, the verification gives the same bound for host cell protein, 4.27, so the augmentation runs would not have moved the criteria either.</w:t>
+        <w:t xml:space="preserve">The augmentation runs moved no criterion. Both augmentations ended after INV-001 closed, on 2026-09-24, and the verification uses only the planned runs of each step. Repeated on all runs of anion exchange, the verification gives the same bound for host cell protein, 4.18, so the augmentation runs would not have moved the criteria either.</w:t>
       </w:r>
     </w:p>
     <w:bookmarkEnd w:id="66"/>
